--- a/docs/agreements/C_ご確認_カジュアル版.docx
+++ b/docs/agreements/C_ご確認_カジュアル版.docx
@@ -20,7 +20,7 @@
     </w:p>
     <w:p>
       <w:pPr>
-        <w:spacing w:after="120" w:before="0" w:line="340"/>
+        <w:spacing w:after="120" w:line="340"/>
         <w:ind w:firstLine="210"/>
         <w:jc w:val="both"/>
       </w:pPr>
@@ -54,7 +54,6 @@
     <w:p>
       <w:pPr>
         <w:spacing w:after="100" w:before="240" w:line="340"/>
-        <w:jc w:val="left"/>
       </w:pPr>
       <w:r>
         <w:rPr>
@@ -69,7 +68,7 @@
     </w:p>
     <w:p>
       <w:pPr>
-        <w:spacing w:after="120" w:before="0" w:line="340"/>
+        <w:spacing w:after="120" w:line="340"/>
         <w:ind w:firstLine="210"/>
         <w:jc w:val="both"/>
       </w:pPr>
@@ -87,7 +86,6 @@
     <w:p>
       <w:pPr>
         <w:spacing w:after="100" w:before="240" w:line="340"/>
-        <w:jc w:val="left"/>
       </w:pPr>
       <w:r>
         <w:rPr>
@@ -102,7 +100,7 @@
     </w:p>
     <w:p>
       <w:pPr>
-        <w:spacing w:after="120" w:before="0" w:line="340"/>
+        <w:spacing w:after="120" w:line="340"/>
         <w:ind w:firstLine="210"/>
         <w:jc w:val="both"/>
       </w:pPr>
@@ -119,7 +117,7 @@
     </w:p>
     <w:p>
       <w:pPr>
-        <w:spacing w:after="120" w:before="0" w:line="340"/>
+        <w:spacing w:after="120" w:line="340"/>
         <w:ind w:firstLine="210"/>
         <w:jc w:val="both"/>
       </w:pPr>
@@ -137,7 +135,6 @@
     <w:p>
       <w:pPr>
         <w:spacing w:after="100" w:before="240" w:line="340"/>
-        <w:jc w:val="left"/>
       </w:pPr>
       <w:r>
         <w:rPr>
@@ -152,7 +149,7 @@
     </w:p>
     <w:p>
       <w:pPr>
-        <w:spacing w:after="120" w:before="0" w:line="340"/>
+        <w:spacing w:after="120" w:line="340"/>
         <w:ind w:firstLine="210"/>
         <w:jc w:val="both"/>
       </w:pPr>
@@ -170,7 +167,6 @@
     <w:p>
       <w:pPr>
         <w:spacing w:after="100" w:before="240" w:line="340"/>
-        <w:jc w:val="left"/>
       </w:pPr>
       <w:r>
         <w:rPr>
@@ -185,7 +181,7 @@
     </w:p>
     <w:p>
       <w:pPr>
-        <w:spacing w:after="120" w:before="0" w:line="340"/>
+        <w:spacing w:after="120" w:line="340"/>
         <w:ind w:firstLine="210"/>
         <w:jc w:val="both"/>
       </w:pPr>
@@ -202,7 +198,7 @@
     </w:p>
     <w:p>
       <w:pPr>
-        <w:spacing w:after="120" w:before="0" w:line="340"/>
+        <w:spacing w:after="120" w:line="340"/>
         <w:ind w:firstLine="210"/>
         <w:jc w:val="both"/>
       </w:pPr>
@@ -220,7 +216,6 @@
     <w:p>
       <w:pPr>
         <w:spacing w:after="100" w:before="240" w:line="340"/>
-        <w:jc w:val="left"/>
       </w:pPr>
       <w:r>
         <w:rPr>
@@ -235,7 +230,7 @@
     </w:p>
     <w:p>
       <w:pPr>
-        <w:spacing w:after="120" w:before="0" w:line="340"/>
+        <w:spacing w:after="120" w:line="340"/>
         <w:ind w:firstLine="210"/>
         <w:jc w:val="both"/>
       </w:pPr>
@@ -252,7 +247,7 @@
     </w:p>
     <w:p>
       <w:pPr>
-        <w:spacing w:after="120" w:before="0" w:line="340"/>
+        <w:spacing w:after="120" w:line="340"/>
         <w:ind w:firstLine="210"/>
         <w:jc w:val="both"/>
       </w:pPr>
@@ -277,19 +272,19 @@
     </w:p>
     <w:p>
       <w:pPr>
-        <w:spacing w:after="120" w:before="0" w:line="340"/>
-        <w:ind w:firstLine="210"/>
-        <w:jc w:val="both"/>
-      </w:pPr>
-      <w:r>
-        <w:rPr>
-          <w:rFonts w:ascii="游明朝" w:cs="游明朝" w:eastAsia="游明朝" w:hAnsi="游明朝"/>
-          <w:b w:val="false"/>
-          <w:bCs w:val="false"/>
-          <w:sz w:val="21"/>
-          <w:szCs w:val="21"/>
-        </w:rPr>
-        <w:t xml:space="preserve">上記のとおり相違ありません。本書は3通作成し、それぞれ1通ずつ保管いたします。</w:t>
+        <w:spacing w:after="120" w:line="340"/>
+        <w:ind w:firstLine="210"/>
+        <w:jc w:val="both"/>
+      </w:pPr>
+      <w:r>
+        <w:rPr>
+          <w:rFonts w:ascii="游明朝" w:cs="游明朝" w:eastAsia="游明朝" w:hAnsi="游明朝"/>
+          <w:b w:val="false"/>
+          <w:bCs w:val="false"/>
+          <w:sz w:val="21"/>
+          <w:szCs w:val="21"/>
+        </w:rPr>
+        <w:t xml:space="preserve">上記のとおり相違ありません。本書は2通作成し、それぞれ1通ずつ保管いたします。</w:t>
       </w:r>
     </w:p>
     <w:p>
@@ -336,7 +331,7 @@
           <w:sz w:val="21"/>
           <w:szCs w:val="21"/>
         </w:rPr>
-        <w:t xml:space="preserve">名称　＿＿＿＿＿＿＿＿＿＿＿＿＿＿＿＿＿＿＿＿＿＿</w:t>
+        <w:t xml:space="preserve">名称　＿＿＿＿＿＿＿＿＿＿＿＿＿＿＿＿＿＿＿＿</w:t>
       </w:r>
     </w:p>
     <w:p>
@@ -383,7 +378,7 @@
           <w:sz w:val="21"/>
           <w:szCs w:val="21"/>
         </w:rPr>
-        <w:t xml:space="preserve">名称　＿＿＿＿＿＿＿＿＿＿＿＿＿＿＿＿＿＿＿＿＿＿</w:t>
+        <w:t xml:space="preserve">名称　株式会社アイティープラス</w:t>
       </w:r>
     </w:p>
     <w:p>
@@ -399,59 +394,12 @@
           <w:sz w:val="21"/>
           <w:szCs w:val="21"/>
         </w:rPr>
-        <w:t xml:space="preserve">代表者　＿＿＿＿＿＿＿＿＿＿＿＿＿＿＿　　　　印</w:t>
-      </w:r>
-    </w:p>
-    <w:p>
-      <w:pPr>
-        <w:spacing w:after="60" w:before="260" w:line="340"/>
-      </w:pPr>
-      <w:r>
-        <w:rPr>
-          <w:rFonts w:ascii="游明朝" w:cs="游明朝" w:eastAsia="游明朝" w:hAnsi="游明朝"/>
-          <w:b w:val="false"/>
-          <w:bCs w:val="false"/>
-          <w:sz w:val="21"/>
-          <w:szCs w:val="21"/>
-        </w:rPr>
-        <w:t xml:space="preserve">ガス供給者　　　住所　＿＿＿＿＿＿＿＿＿＿＿＿＿＿＿＿＿＿＿＿＿＿</w:t>
-      </w:r>
-    </w:p>
-    <w:p>
-      <w:pPr>
-        <w:spacing w:after="60" w:line="340"/>
-        <w:ind w:left="1400"/>
-      </w:pPr>
-      <w:r>
-        <w:rPr>
-          <w:rFonts w:ascii="游明朝" w:cs="游明朝" w:eastAsia="游明朝" w:hAnsi="游明朝"/>
-          <w:b w:val="false"/>
-          <w:bCs w:val="false"/>
-          <w:sz w:val="21"/>
-          <w:szCs w:val="21"/>
-        </w:rPr>
-        <w:t xml:space="preserve">名称　協和ガス株式会社</w:t>
-      </w:r>
-    </w:p>
-    <w:p>
-      <w:pPr>
-        <w:spacing w:after="60" w:line="340"/>
-        <w:ind w:left="1400"/>
-      </w:pPr>
-      <w:r>
-        <w:rPr>
-          <w:rFonts w:ascii="游明朝" w:cs="游明朝" w:eastAsia="游明朝" w:hAnsi="游明朝"/>
-          <w:b w:val="false"/>
-          <w:bCs w:val="false"/>
-          <w:sz w:val="21"/>
-          <w:szCs w:val="21"/>
-        </w:rPr>
-        <w:t xml:space="preserve">代表者　＿＿＿＿＿＿＿＿＿＿＿＿＿＿＿　　　　印</w:t>
+        <w:t xml:space="preserve">代表者　井上　武夫　　　　　　　　　　　印</w:t>
       </w:r>
     </w:p>
     <w:sectPr>
       <w:pgSz w:w="11906" w:h="16838" w:orient="portrait"/>
-      <w:pgMar w:top="1440" w:right="1300" w:bottom="1440" w:left="1300" w:header="708" w:footer="708" w:gutter="0"/>
+      <w:pgMar w:top="1300" w:right="1300" w:bottom="1200" w:left="1300" w:header="708" w:footer="708" w:gutter="0"/>
       <w:pgNumType/>
       <w:docGrid w:linePitch="360"/>
     </w:sectPr>

--- a/docs/agreements/C_ご確認_カジュアル版.docx
+++ b/docs/agreements/C_ご確認_カジュアル版.docx
@@ -362,7 +362,7 @@
           <w:sz w:val="21"/>
           <w:szCs w:val="21"/>
         </w:rPr>
-        <w:t xml:space="preserve">借主　　　　　　住所　＿＿＿＿＿＿＿＿＿＿＿＿＿＿＿＿＿＿＿＿＿＿</w:t>
+        <w:t xml:space="preserve">借主　　　　　　住所　東京都国分寺市本町１－５－１２</w:t>
       </w:r>
     </w:p>
     <w:p>

--- a/docs/agreements/C_ご確認_カジュアル版.docx
+++ b/docs/agreements/C_ご確認_カジュアル版.docx
@@ -32,7 +32,7 @@
           <w:sz w:val="21"/>
           <w:szCs w:val="21"/>
         </w:rPr>
-        <w:t xml:space="preserve">久茂地リバーサイドテラス＿＿階の＿＿＿＿＿＿＿＿（焼肉ロインズ久茂地店）で使用しておりますガス設備につきまして、下記のとおり確認させていただきました。</w:t>
+        <w:t xml:space="preserve">久茂地リバーサイドテラス1階の焼肉ロインズ久茂地店で使用しておりますガス設備につきまして、下記のとおり確認させていただきました。</w:t>
       </w:r>
     </w:p>
     <w:p>

--- a/docs/agreements/C_ご確認_カジュアル版.docx
+++ b/docs/agreements/C_ご確認_カジュアル版.docx
@@ -315,7 +315,7 @@
           <w:sz w:val="21"/>
           <w:szCs w:val="21"/>
         </w:rPr>
-        <w:t xml:space="preserve">貸主　　　　　　住所　＿＿＿＿＿＿＿＿＿＿＿＿＿＿＿＿＿＿＿＿＿＿</w:t>
+        <w:t xml:space="preserve">貸主　　　　　　住所　沖縄県那覇市久米２丁目15番10号　久米第２ビル</w:t>
       </w:r>
     </w:p>
     <w:p>
@@ -331,7 +331,7 @@
           <w:sz w:val="21"/>
           <w:szCs w:val="21"/>
         </w:rPr>
-        <w:t xml:space="preserve">名称　＿＿＿＿＿＿＿＿＿＿＿＿＿＿＿＿＿＿＿＿</w:t>
+        <w:t xml:space="preserve">名称　株式会社アートマン計画事務所</w:t>
       </w:r>
     </w:p>
     <w:p>

--- a/docs/agreements/C_ご確認_カジュアル版.docx
+++ b/docs/agreements/C_ご確認_カジュアル版.docx
@@ -211,55 +211,6 @@
           <w:szCs w:val="21"/>
         </w:rPr>
         <w:t xml:space="preserve">建替えの際は、協和ガス株式会社が費用を負担して設備を撤去し、設置場所を元に戻します。店舗側での費用負担はありません。撤去の時期や進め方は、店舗の営業に支障が出ないよう、三者で相談させていただきます。</w:t>
-      </w:r>
-    </w:p>
-    <w:p>
-      <w:pPr>
-        <w:spacing w:after="100" w:before="240" w:line="340"/>
-      </w:pPr>
-      <w:r>
-        <w:rPr>
-          <w:rFonts w:ascii="游明朝" w:cs="游明朝" w:eastAsia="游明朝" w:hAnsi="游明朝"/>
-          <w:b/>
-          <w:bCs/>
-          <w:sz w:val="21"/>
-          <w:szCs w:val="21"/>
-        </w:rPr>
-        <w:t xml:space="preserve">5．その他</w:t>
-      </w:r>
-    </w:p>
-    <w:p>
-      <w:pPr>
-        <w:spacing w:after="120" w:line="340"/>
-        <w:ind w:firstLine="210"/>
-        <w:jc w:val="both"/>
-      </w:pPr>
-      <w:r>
-        <w:rPr>
-          <w:rFonts w:ascii="游明朝" w:cs="游明朝" w:eastAsia="游明朝" w:hAnsi="游明朝"/>
-          <w:b w:val="false"/>
-          <w:bCs w:val="false"/>
-          <w:sz w:val="21"/>
-          <w:szCs w:val="21"/>
-        </w:rPr>
-        <w:t xml:space="preserve">本書はガス設備についての確認です。屋上ダクトの件や、建替えに伴う店舗の明渡し（移転）の時期・条件などにつきましては、本書では取り扱っておりませんので、改めてご相談させてください。</w:t>
-      </w:r>
-    </w:p>
-    <w:p>
-      <w:pPr>
-        <w:spacing w:after="120" w:line="340"/>
-        <w:ind w:firstLine="210"/>
-        <w:jc w:val="both"/>
-      </w:pPr>
-      <w:r>
-        <w:rPr>
-          <w:rFonts w:ascii="游明朝" w:cs="游明朝" w:eastAsia="游明朝" w:hAnsi="游明朝"/>
-          <w:b w:val="false"/>
-          <w:bCs w:val="false"/>
-          <w:sz w:val="21"/>
-          <w:szCs w:val="21"/>
-        </w:rPr>
-        <w:t xml:space="preserve">設備の設置に至るこれまでの経緯につきましては、本書をもってお互いの認識が一致したものとし、今後は問題としないことといたします。</w:t>
       </w:r>
     </w:p>
     <w:p>

--- a/docs/agreements/C_ご確認_カジュアル版.docx
+++ b/docs/agreements/C_ご確認_カジュアル版.docx
@@ -161,7 +161,7 @@
           <w:sz w:val="21"/>
           <w:szCs w:val="21"/>
         </w:rPr>
-        <w:t xml:space="preserve">建替えの時期が決まりましたら、着手予定日の＿＿箇月前までにご連絡をお願いいたします。</w:t>
+        <w:t xml:space="preserve">建替えの時期が決まりましたら、着手予定日の1年前までにご連絡をお願いいたします。</w:t>
       </w:r>
     </w:p>
     <w:p>

--- a/docs/agreements/C_ご確認_カジュアル版.docx
+++ b/docs/agreements/C_ご確認_カジュアル版.docx
@@ -129,7 +129,7 @@
           <w:sz w:val="21"/>
           <w:szCs w:val="21"/>
         </w:rPr>
-        <w:t xml:space="preserve">期間は本書の日から、＿＿＿＿年＿＿月＿＿日又は建替え工事の着手日のいずれか早い日までといたします。</w:t>
+        <w:t xml:space="preserve">期間は本書の日から、建替え工事の着手日までといたします。</w:t>
       </w:r>
     </w:p>
     <w:p>

--- a/docs/agreements/C_ご確認_カジュアル版.docx
+++ b/docs/agreements/C_ご確認_カジュアル版.docx
@@ -80,7 +80,7 @@
           <w:sz w:val="21"/>
           <w:szCs w:val="21"/>
         </w:rPr>
-        <w:t xml:space="preserve">GHP空調機＿＿台、ガスバルク貯槽＿＿基、ガス配管及びガス器具一式（協和ガス株式会社の所有）。設置場所は現在の場所のままとします。</w:t>
+        <w:t xml:space="preserve">GHP空調機、ガスバルク貯槽、ガス配管及びガス器具一式（協和ガス株式会社の所有）。設置場所は現在の場所のままとします。</w:t>
       </w:r>
     </w:p>
     <w:p>
